--- a/projekty/05_Standard_podejmowania_i_dokumentowania_decyzji.docx
+++ b/projekty/05_Standard_podejmowania_i_dokumentowania_decyzji.docx
@@ -4,20 +4,14 @@
   <w:body>
     <w:p>
       <w:pPr>
+        <w:pStyle w:val="Title"/>
         <w:jc w:val="center"/>
       </w:pPr>
       <w:r>
-        <w:rPr>
-          <w:b/>
-          <w:sz w:val="42"/>
-        </w:rPr>
         <w:t>Standard podejmowania i dokumentowania decyzji</w:t>
       </w:r>
     </w:p>
     <w:p>
-      <w:pPr>
-        <w:jc w:val="center"/>
-      </w:pPr>
       <w:r>
         <w:rPr>
           <w:b/>
@@ -25,7 +19,28 @@
         <w:t>PROJEKT ROBOCZY — do dyskusji i weryfikacji prawnej</w:t>
       </w:r>
     </w:p>
-    <w:p/>
+    <w:p>
+      <w:r>
+        <w:rPr>
+          <w:b/>
+        </w:rPr>
+        <w:t>Poprawki po świeżym przeglądzie</w:t>
+      </w:r>
+      <w:r>
+        <w:t>: § 2 (orientacyjny próg „istotności" powiązany z progiem regulaminu zakupowego), nowy § 5a (archiwizacja kart decyzji).</w:t>
+      </w:r>
+    </w:p>
+    <w:p>
+      <w:r>
+        <w:rPr>
+          <w:b/>
+        </w:rPr>
+        <w:t>Tryb przyjęcia (propozycja)</w:t>
+      </w:r>
+      <w:r>
+        <w:t>: uchwała Rady Nadzorczej na podstawie § 49 ust. 1 pkt 21 Statutu — do potwierdzenia łącznie z trybem przyjęcia Kodeksu, patrz „Kodeks odpowiedzialnego sprawowania mandatu" § 15.</w:t>
+      </w:r>
+    </w:p>
     <w:p>
       <w:pPr>
         <w:pStyle w:val="Heading2"/>
@@ -50,6 +65,26 @@
     <w:p>
       <w:r>
         <w:t>Standard stosuje się w szczególności do istotnych inwestycji, zakupów, zmian systemów obsługi, zobowiązań długoterminowych, projektów IT i decyzji o znaczącym wpływie na członków.</w:t>
+      </w:r>
+    </w:p>
+    <w:p>
+      <w:r>
+        <w:rPr>
+          <w:b/>
+        </w:rPr>
+        <w:t>Orientacyjny próg „istotności" (dodane po audycie)</w:t>
+      </w:r>
+      <w:r>
+        <w:t xml:space="preserve">: pojęcie nie jest zdefiniowane liczbowo, co w praktyce zostawia ocenę Zarządowi/ Radzie za każdym razem od nowa. Jako punkt odniesienia proponuje się wartość </w:t>
+      </w:r>
+      <w:r>
+        <w:rPr>
+          <w:b/>
+        </w:rPr>
+        <w:t>50 000 zł</w:t>
+      </w:r>
+      <w:r>
+        <w:t xml:space="preserve"> — próg, od którego regulamin zakupowy Spółdzielni („Regulamin wyboru wykonawców robót, dostaw i usług") wymaga już pełnego trybu przetargowego — zamiast tworzyć osobny, niepowiązany próg. Nie jest to sztywna reguła: sprawy poniżej tej kwoty, ale o dużym wpływie niefinansowym (np. zmiana dostawcy systemu obsługi czynszów), również powinny być traktowane jako istotne.</w:t>
       </w:r>
     </w:p>
     <w:p>
@@ -141,6 +176,34 @@
         <w:pStyle w:val="Heading2"/>
       </w:pPr>
       <w:r>
+        <w:t>§ 5a. Archiwizacja kart decyzji</w:t>
+      </w:r>
+    </w:p>
+    <w:p>
+      <w:r>
+        <w:t xml:space="preserve">Wypełnione karty decyzji przechowuje się w sposób umożliwiający odtworzenie historii sprawy — analogicznie do innych dokumentów organizacyjnych Spółdzielni (np. protokoły Walnego Zgromadzenia — </w:t>
+      </w:r>
+      <w:r>
+        <w:rPr>
+          <w:b/>
+        </w:rPr>
+        <w:t>10 lat</w:t>
+      </w:r>
+      <w:r>
+        <w:t xml:space="preserve">, Statut § 37 ust. 6). Właściciela tego obowiązku (np. PM) i dokładny okres przechowywania ustala się w uchwale przyjmującej Standard [●]. </w:t>
+      </w:r>
+      <w:r>
+        <w:rPr>
+          <w:i/>
+        </w:rPr>
+        <w:t>(Dodane po audycie — pierwotna wersja nie precyzowała, kto i jak długo przechowuje karty.)</w:t>
+      </w:r>
+    </w:p>
+    <w:p>
+      <w:pPr>
+        <w:pStyle w:val="Heading2"/>
+      </w:pPr>
+      <w:r>
         <w:t>§ 6. Przegląd po realizacji</w:t>
       </w:r>
     </w:p>
@@ -214,7 +277,7 @@
     </w:p>
     <w:sectPr>
       <w:pgSz w:w="12240" w:h="15840"/>
-      <w:pgMar w:top="1247" w:right="1134" w:bottom="1134" w:left="1361" w:header="720" w:footer="720" w:gutter="0"/>
+      <w:pgMar w:top="1440" w:right="1800" w:bottom="1440" w:left="1800" w:header="720" w:footer="720" w:gutter="0"/>
       <w:cols w:space="720"/>
       <w:docGrid w:linePitch="360"/>
     </w:sectPr>
@@ -586,8 +649,8 @@
     <w:qFormat/>
     <w:rsid w:val="00FC693F"/>
     <w:rPr>
-      <w:rFonts w:ascii="Aptos" w:hAnsi="Aptos"/>
-      <w:sz w:val="21"/>
+      <w:rFonts w:ascii="Calibri" w:hAnsi="Calibri"/>
+      <w:sz w:val="22"/>
     </w:rPr>
   </w:style>
   <w:style w:type="paragraph" w:styleId="Header">
@@ -649,11 +712,11 @@
       <w:outlineLvl w:val="0"/>
     </w:pPr>
     <w:rPr>
-      <w:rFonts w:asciiTheme="majorHAnsi" w:eastAsiaTheme="majorEastAsia" w:hAnsiTheme="majorHAnsi" w:cstheme="majorBidi" w:ascii="Aptos Display" w:hAnsi="Aptos Display"/>
+      <w:rFonts w:asciiTheme="majorHAnsi" w:eastAsiaTheme="majorEastAsia" w:hAnsiTheme="majorHAnsi" w:cstheme="majorBidi"/>
       <w:b/>
       <w:bCs/>
       <w:color w:val="365F91" w:themeColor="accent1" w:themeShade="BF"/>
-      <w:sz w:val="30"/>
+      <w:sz w:val="28"/>
       <w:szCs w:val="28"/>
     </w:rPr>
   </w:style>
@@ -673,11 +736,11 @@
       <w:outlineLvl w:val="1"/>
     </w:pPr>
     <w:rPr>
-      <w:rFonts w:asciiTheme="majorHAnsi" w:eastAsiaTheme="majorEastAsia" w:hAnsiTheme="majorHAnsi" w:cstheme="majorBidi" w:ascii="Aptos Display" w:hAnsi="Aptos Display"/>
+      <w:rFonts w:asciiTheme="majorHAnsi" w:eastAsiaTheme="majorEastAsia" w:hAnsiTheme="majorHAnsi" w:cstheme="majorBidi"/>
       <w:b/>
       <w:bCs/>
       <w:color w:val="4F81BD" w:themeColor="accent1"/>
-      <w:sz w:val="24"/>
+      <w:sz w:val="26"/>
       <w:szCs w:val="26"/>
     </w:rPr>
   </w:style>
@@ -697,7 +760,7 @@
       <w:outlineLvl w:val="2"/>
     </w:pPr>
     <w:rPr>
-      <w:rFonts w:asciiTheme="majorHAnsi" w:eastAsiaTheme="majorEastAsia" w:hAnsiTheme="majorHAnsi" w:cstheme="majorBidi" w:ascii="Aptos Display" w:hAnsi="Aptos Display"/>
+      <w:rFonts w:asciiTheme="majorHAnsi" w:eastAsiaTheme="majorEastAsia" w:hAnsiTheme="majorHAnsi" w:cstheme="majorBidi"/>
       <w:b/>
       <w:bCs/>
       <w:color w:val="4F81BD" w:themeColor="accent1"/>
@@ -938,11 +1001,11 @@
       <w:contextualSpacing/>
     </w:pPr>
     <w:rPr>
-      <w:rFonts w:asciiTheme="majorHAnsi" w:eastAsiaTheme="majorEastAsia" w:hAnsiTheme="majorHAnsi" w:cstheme="majorBidi" w:ascii="Aptos Display" w:hAnsi="Aptos Display"/>
+      <w:rFonts w:asciiTheme="majorHAnsi" w:eastAsiaTheme="majorEastAsia" w:hAnsiTheme="majorHAnsi" w:cstheme="majorBidi"/>
       <w:color w:val="17365D" w:themeColor="text2" w:themeShade="BF"/>
       <w:spacing w:val="5"/>
       <w:kern w:val="28"/>
-      <w:sz w:val="44"/>
+      <w:sz w:val="52"/>
       <w:szCs w:val="52"/>
     </w:rPr>
   </w:style>

--- a/projekty/05_Standard_podejmowania_i_dokumentowania_decyzji.docx
+++ b/projekty/05_Standard_podejmowania_i_dokumentowania_decyzji.docx
@@ -17,17 +17,6 @@
           <w:b/>
         </w:rPr>
         <w:t>PROJEKT ROBOCZY — do dyskusji i weryfikacji prawnej</w:t>
-      </w:r>
-    </w:p>
-    <w:p>
-      <w:r>
-        <w:rPr>
-          <w:b/>
-        </w:rPr>
-        <w:t>Poprawki po świeżym przeglądzie</w:t>
-      </w:r>
-      <w:r>
-        <w:t>: § 2 (orientacyjny próg „istotności" powiązany z progiem regulaminu zakupowego), nowy § 5a (archiwizacja kart decyzji).</w:t>
       </w:r>
     </w:p>
     <w:p>
@@ -72,7 +61,7 @@
         <w:rPr>
           <w:b/>
         </w:rPr>
-        <w:t>Orientacyjny próg „istotności" (dodane po audycie)</w:t>
+        <w:t>Orientacyjny próg „istotności"</w:t>
       </w:r>
       <w:r>
         <w:t xml:space="preserve">: pojęcie nie jest zdefiniowane liczbowo, co w praktyce zostawia ocenę Zarządowi/ Radzie za każdym razem od nowa. Jako punkt odniesienia proponuje się wartość </w:t>
@@ -190,13 +179,7 @@
         <w:t>10 lat</w:t>
       </w:r>
       <w:r>
-        <w:t xml:space="preserve">, Statut § 37 ust. 6). Właściciela tego obowiązku (np. PM) i dokładny okres przechowywania ustala się w uchwale przyjmującej Standard [●]. </w:t>
-      </w:r>
-      <w:r>
-        <w:rPr>
-          <w:i/>
-        </w:rPr>
-        <w:t>(Dodane po audycie — pierwotna wersja nie precyzowała, kto i jak długo przechowuje karty.)</w:t>
+        <w:t>, Statut § 37 ust. 6). Właściciela tego obowiązku (np. PM) i dokładny okres przechowywania ustala się w uchwale przyjmującej Standard [●].</w:t>
       </w:r>
     </w:p>
     <w:p>
